--- a/CREATE DATABASE review.docx
+++ b/CREATE DATABASE review.docx
@@ -4,6 +4,18 @@
   <w:body>
     <w:p>
       <w:pPr>
+        <w:keepNext w:val="0"/>
+        <w:keepLines w:val="0"/>
+        <w:widowControl/>
+        <w:numPr>
+          <w:ilvl w:val="0"/>
+          <w:numId w:val="1"/>
+        </w:numPr>
+        <w:suppressLineNumbers w:val="0"/>
+        <w:bidi w:val="0"/>
+        <w:spacing w:before="0" w:beforeAutospacing="1" w:after="0" w:afterAutospacing="1"/>
+        <w:ind w:left="1440" w:hanging="360"/>
+        <w:textAlignment w:val="baseline"/>
         <w:rPr>
           <w:rFonts w:hint="default"/>
         </w:rPr>
@@ -17,6 +29,18 @@
     </w:p>
     <w:p>
       <w:pPr>
+        <w:keepNext w:val="0"/>
+        <w:keepLines w:val="0"/>
+        <w:widowControl/>
+        <w:numPr>
+          <w:ilvl w:val="0"/>
+          <w:numId w:val="1"/>
+        </w:numPr>
+        <w:suppressLineNumbers w:val="0"/>
+        <w:bidi w:val="0"/>
+        <w:spacing w:before="0" w:beforeAutospacing="1" w:after="0" w:afterAutospacing="1"/>
+        <w:ind w:left="1440" w:hanging="360"/>
+        <w:textAlignment w:val="baseline"/>
         <w:rPr>
           <w:rFonts w:hint="default"/>
         </w:rPr>
@@ -30,6 +54,18 @@
     </w:p>
     <w:p>
       <w:pPr>
+        <w:keepNext w:val="0"/>
+        <w:keepLines w:val="0"/>
+        <w:widowControl/>
+        <w:numPr>
+          <w:ilvl w:val="0"/>
+          <w:numId w:val="1"/>
+        </w:numPr>
+        <w:suppressLineNumbers w:val="0"/>
+        <w:bidi w:val="0"/>
+        <w:spacing w:before="0" w:beforeAutospacing="1" w:after="0" w:afterAutospacing="1"/>
+        <w:ind w:left="1440" w:hanging="360"/>
+        <w:textAlignment w:val="baseline"/>
         <w:rPr>
           <w:rFonts w:hint="default"/>
         </w:rPr>
@@ -43,6 +79,18 @@
     </w:p>
     <w:p>
       <w:pPr>
+        <w:keepNext w:val="0"/>
+        <w:keepLines w:val="0"/>
+        <w:widowControl/>
+        <w:numPr>
+          <w:ilvl w:val="0"/>
+          <w:numId w:val="1"/>
+        </w:numPr>
+        <w:suppressLineNumbers w:val="0"/>
+        <w:bidi w:val="0"/>
+        <w:spacing w:before="0" w:beforeAutospacing="1" w:after="0" w:afterAutospacing="1"/>
+        <w:ind w:left="1440" w:hanging="360"/>
+        <w:textAlignment w:val="baseline"/>
         <w:rPr>
           <w:rFonts w:hint="default"/>
         </w:rPr>
@@ -62,6 +110,18 @@
     </w:p>
     <w:p>
       <w:pPr>
+        <w:keepNext w:val="0"/>
+        <w:keepLines w:val="0"/>
+        <w:widowControl/>
+        <w:numPr>
+          <w:ilvl w:val="0"/>
+          <w:numId w:val="1"/>
+        </w:numPr>
+        <w:suppressLineNumbers w:val="0"/>
+        <w:bidi w:val="0"/>
+        <w:spacing w:before="0" w:beforeAutospacing="1" w:after="0" w:afterAutospacing="1"/>
+        <w:ind w:left="1440" w:hanging="360"/>
+        <w:textAlignment w:val="baseline"/>
         <w:rPr>
           <w:rFonts w:hint="default"/>
         </w:rPr>
@@ -75,6 +135,18 @@
     </w:p>
     <w:p>
       <w:pPr>
+        <w:keepNext w:val="0"/>
+        <w:keepLines w:val="0"/>
+        <w:widowControl/>
+        <w:numPr>
+          <w:ilvl w:val="0"/>
+          <w:numId w:val="1"/>
+        </w:numPr>
+        <w:suppressLineNumbers w:val="0"/>
+        <w:bidi w:val="0"/>
+        <w:spacing w:before="0" w:beforeAutospacing="1" w:after="0" w:afterAutospacing="1"/>
+        <w:ind w:left="1440" w:hanging="360"/>
+        <w:textAlignment w:val="baseline"/>
         <w:rPr>
           <w:rFonts w:hint="default"/>
         </w:rPr>
@@ -88,6 +160,18 @@
     </w:p>
     <w:p>
       <w:pPr>
+        <w:keepNext w:val="0"/>
+        <w:keepLines w:val="0"/>
+        <w:widowControl/>
+        <w:numPr>
+          <w:ilvl w:val="0"/>
+          <w:numId w:val="1"/>
+        </w:numPr>
+        <w:suppressLineNumbers w:val="0"/>
+        <w:bidi w:val="0"/>
+        <w:spacing w:before="0" w:beforeAutospacing="1" w:after="0" w:afterAutospacing="1"/>
+        <w:ind w:left="1440" w:hanging="360"/>
+        <w:textAlignment w:val="baseline"/>
         <w:rPr>
           <w:rFonts w:hint="default"/>
         </w:rPr>
@@ -101,6 +185,18 @@
     </w:p>
     <w:p>
       <w:pPr>
+        <w:keepNext w:val="0"/>
+        <w:keepLines w:val="0"/>
+        <w:widowControl/>
+        <w:numPr>
+          <w:ilvl w:val="0"/>
+          <w:numId w:val="1"/>
+        </w:numPr>
+        <w:suppressLineNumbers w:val="0"/>
+        <w:bidi w:val="0"/>
+        <w:spacing w:before="0" w:beforeAutospacing="1" w:after="0" w:afterAutospacing="1"/>
+        <w:ind w:left="1440" w:hanging="360"/>
+        <w:textAlignment w:val="baseline"/>
         <w:rPr>
           <w:rFonts w:hint="default"/>
         </w:rPr>
@@ -114,6 +210,18 @@
     </w:p>
     <w:p>
       <w:pPr>
+        <w:keepNext w:val="0"/>
+        <w:keepLines w:val="0"/>
+        <w:widowControl/>
+        <w:numPr>
+          <w:ilvl w:val="0"/>
+          <w:numId w:val="1"/>
+        </w:numPr>
+        <w:suppressLineNumbers w:val="0"/>
+        <w:bidi w:val="0"/>
+        <w:spacing w:before="0" w:beforeAutospacing="1" w:after="0" w:afterAutospacing="1"/>
+        <w:ind w:left="1440" w:hanging="360"/>
+        <w:textAlignment w:val="baseline"/>
         <w:rPr>
           <w:rFonts w:hint="default"/>
         </w:rPr>
@@ -127,6 +235,18 @@
     </w:p>
     <w:p>
       <w:pPr>
+        <w:keepNext w:val="0"/>
+        <w:keepLines w:val="0"/>
+        <w:widowControl/>
+        <w:numPr>
+          <w:ilvl w:val="0"/>
+          <w:numId w:val="1"/>
+        </w:numPr>
+        <w:suppressLineNumbers w:val="0"/>
+        <w:bidi w:val="0"/>
+        <w:spacing w:before="0" w:beforeAutospacing="1" w:after="0" w:afterAutospacing="1"/>
+        <w:ind w:left="1440" w:hanging="360"/>
+        <w:textAlignment w:val="baseline"/>
         <w:rPr>
           <w:rFonts w:hint="default"/>
         </w:rPr>
@@ -140,6 +260,18 @@
     </w:p>
     <w:p>
       <w:pPr>
+        <w:keepNext w:val="0"/>
+        <w:keepLines w:val="0"/>
+        <w:widowControl/>
+        <w:numPr>
+          <w:ilvl w:val="0"/>
+          <w:numId w:val="1"/>
+        </w:numPr>
+        <w:suppressLineNumbers w:val="0"/>
+        <w:bidi w:val="0"/>
+        <w:spacing w:before="0" w:beforeAutospacing="1" w:after="0" w:afterAutospacing="1"/>
+        <w:ind w:left="1440" w:hanging="360"/>
+        <w:textAlignment w:val="baseline"/>
         <w:rPr>
           <w:rFonts w:hint="default"/>
         </w:rPr>
@@ -153,6 +285,18 @@
     </w:p>
     <w:p>
       <w:pPr>
+        <w:keepNext w:val="0"/>
+        <w:keepLines w:val="0"/>
+        <w:widowControl/>
+        <w:numPr>
+          <w:ilvl w:val="0"/>
+          <w:numId w:val="1"/>
+        </w:numPr>
+        <w:suppressLineNumbers w:val="0"/>
+        <w:bidi w:val="0"/>
+        <w:spacing w:before="0" w:beforeAutospacing="1" w:after="0" w:afterAutospacing="1"/>
+        <w:ind w:left="1440" w:hanging="360"/>
+        <w:textAlignment w:val="baseline"/>
         <w:rPr>
           <w:rFonts w:hint="default"/>
         </w:rPr>
@@ -172,6 +316,18 @@
     </w:p>
     <w:p>
       <w:pPr>
+        <w:keepNext w:val="0"/>
+        <w:keepLines w:val="0"/>
+        <w:widowControl/>
+        <w:numPr>
+          <w:ilvl w:val="0"/>
+          <w:numId w:val="1"/>
+        </w:numPr>
+        <w:suppressLineNumbers w:val="0"/>
+        <w:bidi w:val="0"/>
+        <w:spacing w:before="0" w:beforeAutospacing="1" w:after="0" w:afterAutospacing="1"/>
+        <w:ind w:left="1440" w:hanging="360"/>
+        <w:textAlignment w:val="baseline"/>
         <w:rPr>
           <w:rFonts w:hint="default"/>
         </w:rPr>
@@ -185,6 +341,18 @@
     </w:p>
     <w:p>
       <w:pPr>
+        <w:keepNext w:val="0"/>
+        <w:keepLines w:val="0"/>
+        <w:widowControl/>
+        <w:numPr>
+          <w:ilvl w:val="0"/>
+          <w:numId w:val="1"/>
+        </w:numPr>
+        <w:suppressLineNumbers w:val="0"/>
+        <w:bidi w:val="0"/>
+        <w:spacing w:before="0" w:beforeAutospacing="1" w:after="0" w:afterAutospacing="1"/>
+        <w:ind w:left="1440" w:hanging="360"/>
+        <w:textAlignment w:val="baseline"/>
         <w:rPr>
           <w:rFonts w:hint="default"/>
         </w:rPr>
@@ -198,6 +366,18 @@
     </w:p>
     <w:p>
       <w:pPr>
+        <w:keepNext w:val="0"/>
+        <w:keepLines w:val="0"/>
+        <w:widowControl/>
+        <w:numPr>
+          <w:ilvl w:val="0"/>
+          <w:numId w:val="1"/>
+        </w:numPr>
+        <w:suppressLineNumbers w:val="0"/>
+        <w:bidi w:val="0"/>
+        <w:spacing w:before="0" w:beforeAutospacing="1" w:after="0" w:afterAutospacing="1"/>
+        <w:ind w:left="1440" w:hanging="360"/>
+        <w:textAlignment w:val="baseline"/>
         <w:rPr>
           <w:rFonts w:hint="default"/>
         </w:rPr>
@@ -211,6 +391,18 @@
     </w:p>
     <w:p>
       <w:pPr>
+        <w:keepNext w:val="0"/>
+        <w:keepLines w:val="0"/>
+        <w:widowControl/>
+        <w:numPr>
+          <w:ilvl w:val="0"/>
+          <w:numId w:val="1"/>
+        </w:numPr>
+        <w:suppressLineNumbers w:val="0"/>
+        <w:bidi w:val="0"/>
+        <w:spacing w:before="0" w:beforeAutospacing="1" w:after="0" w:afterAutospacing="1"/>
+        <w:ind w:left="1440" w:hanging="360"/>
+        <w:textAlignment w:val="baseline"/>
         <w:rPr>
           <w:rFonts w:hint="default"/>
         </w:rPr>
@@ -224,19 +416,43 @@
     </w:p>
     <w:p>
       <w:pPr>
-        <w:rPr>
-          <w:rFonts w:hint="default"/>
-        </w:rPr>
-      </w:pPr>
-      <w:r>
-        <w:rPr>
-          <w:rFonts w:hint="default"/>
-        </w:rPr>
-        <w:t xml:space="preserve">    status ENUM('Active', 'Closed', 'Canceled')</w:t>
-      </w:r>
-    </w:p>
-    <w:p>
-      <w:pPr>
+        <w:keepNext w:val="0"/>
+        <w:keepLines w:val="0"/>
+        <w:widowControl/>
+        <w:numPr>
+          <w:ilvl w:val="0"/>
+          <w:numId w:val="1"/>
+        </w:numPr>
+        <w:suppressLineNumbers w:val="0"/>
+        <w:bidi w:val="0"/>
+        <w:spacing w:before="0" w:beforeAutospacing="1" w:after="0" w:afterAutospacing="1"/>
+        <w:ind w:left="1440" w:hanging="360"/>
+        <w:textAlignment w:val="baseline"/>
+        <w:rPr>
+          <w:rFonts w:hint="default"/>
+        </w:rPr>
+      </w:pPr>
+      <w:r>
+        <w:rPr>
+          <w:rFonts w:hint="default"/>
+        </w:rPr>
+        <w:t xml:space="preserve">    status ENUM('Active', 'Closed', 'Canceled') NOT NULL</w:t>
+      </w:r>
+    </w:p>
+    <w:p>
+      <w:pPr>
+        <w:keepNext w:val="0"/>
+        <w:keepLines w:val="0"/>
+        <w:widowControl/>
+        <w:numPr>
+          <w:ilvl w:val="0"/>
+          <w:numId w:val="1"/>
+        </w:numPr>
+        <w:suppressLineNumbers w:val="0"/>
+        <w:bidi w:val="0"/>
+        <w:spacing w:before="0" w:beforeAutospacing="1" w:after="0" w:afterAutospacing="1"/>
+        <w:ind w:left="1440" w:hanging="360"/>
+        <w:textAlignment w:val="baseline"/>
         <w:rPr>
           <w:rFonts w:hint="default"/>
         </w:rPr>
@@ -250,6 +466,18 @@
     </w:p>
     <w:p>
       <w:pPr>
+        <w:keepNext w:val="0"/>
+        <w:keepLines w:val="0"/>
+        <w:widowControl/>
+        <w:numPr>
+          <w:ilvl w:val="0"/>
+          <w:numId w:val="1"/>
+        </w:numPr>
+        <w:suppressLineNumbers w:val="0"/>
+        <w:bidi w:val="0"/>
+        <w:spacing w:before="0" w:beforeAutospacing="1" w:after="0" w:afterAutospacing="1"/>
+        <w:ind w:left="1440" w:hanging="360"/>
+        <w:textAlignment w:val="baseline"/>
         <w:rPr>
           <w:rFonts w:hint="default"/>
         </w:rPr>
@@ -263,6 +491,18 @@
     </w:p>
     <w:p>
       <w:pPr>
+        <w:keepNext w:val="0"/>
+        <w:keepLines w:val="0"/>
+        <w:widowControl/>
+        <w:numPr>
+          <w:ilvl w:val="0"/>
+          <w:numId w:val="1"/>
+        </w:numPr>
+        <w:suppressLineNumbers w:val="0"/>
+        <w:bidi w:val="0"/>
+        <w:spacing w:before="0" w:beforeAutospacing="1" w:after="0" w:afterAutospacing="1"/>
+        <w:ind w:left="1440" w:hanging="360"/>
+        <w:textAlignment w:val="baseline"/>
         <w:rPr>
           <w:rFonts w:hint="default"/>
         </w:rPr>
@@ -282,6 +522,18 @@
     </w:p>
     <w:p>
       <w:pPr>
+        <w:keepNext w:val="0"/>
+        <w:keepLines w:val="0"/>
+        <w:widowControl/>
+        <w:numPr>
+          <w:ilvl w:val="0"/>
+          <w:numId w:val="1"/>
+        </w:numPr>
+        <w:suppressLineNumbers w:val="0"/>
+        <w:bidi w:val="0"/>
+        <w:spacing w:before="0" w:beforeAutospacing="1" w:after="0" w:afterAutospacing="1"/>
+        <w:ind w:left="1440" w:hanging="360"/>
+        <w:textAlignment w:val="baseline"/>
         <w:rPr>
           <w:rFonts w:hint="default"/>
         </w:rPr>
@@ -295,6 +547,18 @@
     </w:p>
     <w:p>
       <w:pPr>
+        <w:keepNext w:val="0"/>
+        <w:keepLines w:val="0"/>
+        <w:widowControl/>
+        <w:numPr>
+          <w:ilvl w:val="0"/>
+          <w:numId w:val="1"/>
+        </w:numPr>
+        <w:suppressLineNumbers w:val="0"/>
+        <w:bidi w:val="0"/>
+        <w:spacing w:before="0" w:beforeAutospacing="1" w:after="0" w:afterAutospacing="1"/>
+        <w:ind w:left="1440" w:hanging="360"/>
+        <w:textAlignment w:val="baseline"/>
         <w:rPr>
           <w:rFonts w:hint="default"/>
         </w:rPr>
@@ -308,6 +572,18 @@
     </w:p>
     <w:p>
       <w:pPr>
+        <w:keepNext w:val="0"/>
+        <w:keepLines w:val="0"/>
+        <w:widowControl/>
+        <w:numPr>
+          <w:ilvl w:val="0"/>
+          <w:numId w:val="1"/>
+        </w:numPr>
+        <w:suppressLineNumbers w:val="0"/>
+        <w:bidi w:val="0"/>
+        <w:spacing w:before="0" w:beforeAutospacing="1" w:after="0" w:afterAutospacing="1"/>
+        <w:ind w:left="1440" w:hanging="360"/>
+        <w:textAlignment w:val="baseline"/>
         <w:rPr>
           <w:rFonts w:hint="default"/>
         </w:rPr>
@@ -321,6 +597,18 @@
     </w:p>
     <w:p>
       <w:pPr>
+        <w:keepNext w:val="0"/>
+        <w:keepLines w:val="0"/>
+        <w:widowControl/>
+        <w:numPr>
+          <w:ilvl w:val="0"/>
+          <w:numId w:val="1"/>
+        </w:numPr>
+        <w:suppressLineNumbers w:val="0"/>
+        <w:bidi w:val="0"/>
+        <w:spacing w:before="0" w:beforeAutospacing="1" w:after="0" w:afterAutospacing="1"/>
+        <w:ind w:left="1440" w:hanging="360"/>
+        <w:textAlignment w:val="baseline"/>
         <w:rPr>
           <w:rFonts w:hint="default"/>
         </w:rPr>
@@ -334,6 +622,18 @@
     </w:p>
     <w:p>
       <w:pPr>
+        <w:keepNext w:val="0"/>
+        <w:keepLines w:val="0"/>
+        <w:widowControl/>
+        <w:numPr>
+          <w:ilvl w:val="0"/>
+          <w:numId w:val="1"/>
+        </w:numPr>
+        <w:suppressLineNumbers w:val="0"/>
+        <w:bidi w:val="0"/>
+        <w:spacing w:before="0" w:beforeAutospacing="1" w:after="0" w:afterAutospacing="1"/>
+        <w:ind w:left="1440" w:hanging="360"/>
+        <w:textAlignment w:val="baseline"/>
         <w:rPr>
           <w:rFonts w:hint="default"/>
         </w:rPr>
@@ -347,6 +647,18 @@
     </w:p>
     <w:p>
       <w:pPr>
+        <w:keepNext w:val="0"/>
+        <w:keepLines w:val="0"/>
+        <w:widowControl/>
+        <w:numPr>
+          <w:ilvl w:val="0"/>
+          <w:numId w:val="1"/>
+        </w:numPr>
+        <w:suppressLineNumbers w:val="0"/>
+        <w:bidi w:val="0"/>
+        <w:spacing w:before="0" w:beforeAutospacing="1" w:after="0" w:afterAutospacing="1"/>
+        <w:ind w:left="1440" w:hanging="360"/>
+        <w:textAlignment w:val="baseline"/>
         <w:rPr>
           <w:rFonts w:hint="default"/>
         </w:rPr>
@@ -360,6 +672,18 @@
     </w:p>
     <w:p>
       <w:pPr>
+        <w:keepNext w:val="0"/>
+        <w:keepLines w:val="0"/>
+        <w:widowControl/>
+        <w:numPr>
+          <w:ilvl w:val="0"/>
+          <w:numId w:val="1"/>
+        </w:numPr>
+        <w:suppressLineNumbers w:val="0"/>
+        <w:bidi w:val="0"/>
+        <w:spacing w:before="0" w:beforeAutospacing="1" w:after="0" w:afterAutospacing="1"/>
+        <w:ind w:left="1440" w:hanging="360"/>
+        <w:textAlignment w:val="baseline"/>
         <w:rPr>
           <w:rFonts w:hint="default"/>
         </w:rPr>
@@ -373,6 +697,18 @@
     </w:p>
     <w:p>
       <w:pPr>
+        <w:keepNext w:val="0"/>
+        <w:keepLines w:val="0"/>
+        <w:widowControl/>
+        <w:numPr>
+          <w:ilvl w:val="0"/>
+          <w:numId w:val="1"/>
+        </w:numPr>
+        <w:suppressLineNumbers w:val="0"/>
+        <w:bidi w:val="0"/>
+        <w:spacing w:before="0" w:beforeAutospacing="1" w:after="0" w:afterAutospacing="1"/>
+        <w:ind w:left="1440" w:hanging="360"/>
+        <w:textAlignment w:val="baseline"/>
         <w:rPr>
           <w:rFonts w:hint="default"/>
         </w:rPr>
@@ -386,6 +722,18 @@
     </w:p>
     <w:p>
       <w:pPr>
+        <w:keepNext w:val="0"/>
+        <w:keepLines w:val="0"/>
+        <w:widowControl/>
+        <w:numPr>
+          <w:ilvl w:val="0"/>
+          <w:numId w:val="1"/>
+        </w:numPr>
+        <w:suppressLineNumbers w:val="0"/>
+        <w:bidi w:val="0"/>
+        <w:spacing w:before="0" w:beforeAutospacing="1" w:after="0" w:afterAutospacing="1"/>
+        <w:ind w:left="1440" w:hanging="360"/>
+        <w:textAlignment w:val="baseline"/>
         <w:rPr>
           <w:rFonts w:hint="default"/>
         </w:rPr>
@@ -405,6 +753,18 @@
     </w:p>
     <w:p>
       <w:pPr>
+        <w:keepNext w:val="0"/>
+        <w:keepLines w:val="0"/>
+        <w:widowControl/>
+        <w:numPr>
+          <w:ilvl w:val="0"/>
+          <w:numId w:val="1"/>
+        </w:numPr>
+        <w:suppressLineNumbers w:val="0"/>
+        <w:bidi w:val="0"/>
+        <w:spacing w:before="0" w:beforeAutospacing="1" w:after="0" w:afterAutospacing="1"/>
+        <w:ind w:left="1440" w:hanging="360"/>
+        <w:textAlignment w:val="baseline"/>
         <w:rPr>
           <w:rFonts w:hint="default"/>
         </w:rPr>
@@ -418,6 +778,18 @@
     </w:p>
     <w:p>
       <w:pPr>
+        <w:keepNext w:val="0"/>
+        <w:keepLines w:val="0"/>
+        <w:widowControl/>
+        <w:numPr>
+          <w:ilvl w:val="0"/>
+          <w:numId w:val="1"/>
+        </w:numPr>
+        <w:suppressLineNumbers w:val="0"/>
+        <w:bidi w:val="0"/>
+        <w:spacing w:before="0" w:beforeAutospacing="1" w:after="0" w:afterAutospacing="1"/>
+        <w:ind w:left="1440" w:hanging="360"/>
+        <w:textAlignment w:val="baseline"/>
         <w:rPr>
           <w:rFonts w:hint="default"/>
         </w:rPr>
@@ -431,6 +803,18 @@
     </w:p>
     <w:p>
       <w:pPr>
+        <w:keepNext w:val="0"/>
+        <w:keepLines w:val="0"/>
+        <w:widowControl/>
+        <w:numPr>
+          <w:ilvl w:val="0"/>
+          <w:numId w:val="1"/>
+        </w:numPr>
+        <w:suppressLineNumbers w:val="0"/>
+        <w:bidi w:val="0"/>
+        <w:spacing w:before="0" w:beforeAutospacing="1" w:after="0" w:afterAutospacing="1"/>
+        <w:ind w:left="1440" w:hanging="360"/>
+        <w:textAlignment w:val="baseline"/>
         <w:rPr>
           <w:rFonts w:hint="default"/>
         </w:rPr>
@@ -444,6 +828,18 @@
     </w:p>
     <w:p>
       <w:pPr>
+        <w:keepNext w:val="0"/>
+        <w:keepLines w:val="0"/>
+        <w:widowControl/>
+        <w:numPr>
+          <w:ilvl w:val="0"/>
+          <w:numId w:val="1"/>
+        </w:numPr>
+        <w:suppressLineNumbers w:val="0"/>
+        <w:bidi w:val="0"/>
+        <w:spacing w:before="0" w:beforeAutospacing="1" w:after="0" w:afterAutospacing="1"/>
+        <w:ind w:left="1440" w:hanging="360"/>
+        <w:textAlignment w:val="baseline"/>
         <w:rPr>
           <w:rFonts w:hint="default"/>
         </w:rPr>
@@ -457,6 +853,18 @@
     </w:p>
     <w:p>
       <w:pPr>
+        <w:keepNext w:val="0"/>
+        <w:keepLines w:val="0"/>
+        <w:widowControl/>
+        <w:numPr>
+          <w:ilvl w:val="0"/>
+          <w:numId w:val="1"/>
+        </w:numPr>
+        <w:suppressLineNumbers w:val="0"/>
+        <w:bidi w:val="0"/>
+        <w:spacing w:before="0" w:beforeAutospacing="1" w:after="0" w:afterAutospacing="1"/>
+        <w:ind w:left="1440" w:hanging="360"/>
+        <w:textAlignment w:val="baseline"/>
         <w:rPr>
           <w:rFonts w:hint="default"/>
         </w:rPr>
@@ -470,6 +878,18 @@
     </w:p>
     <w:p>
       <w:pPr>
+        <w:keepNext w:val="0"/>
+        <w:keepLines w:val="0"/>
+        <w:widowControl/>
+        <w:numPr>
+          <w:ilvl w:val="0"/>
+          <w:numId w:val="1"/>
+        </w:numPr>
+        <w:suppressLineNumbers w:val="0"/>
+        <w:bidi w:val="0"/>
+        <w:spacing w:before="0" w:beforeAutospacing="1" w:after="0" w:afterAutospacing="1"/>
+        <w:ind w:left="1440" w:hanging="360"/>
+        <w:textAlignment w:val="baseline"/>
         <w:rPr>
           <w:rFonts w:hint="default"/>
         </w:rPr>
@@ -483,6 +903,18 @@
     </w:p>
     <w:p>
       <w:pPr>
+        <w:keepNext w:val="0"/>
+        <w:keepLines w:val="0"/>
+        <w:widowControl/>
+        <w:numPr>
+          <w:ilvl w:val="0"/>
+          <w:numId w:val="1"/>
+        </w:numPr>
+        <w:suppressLineNumbers w:val="0"/>
+        <w:bidi w:val="0"/>
+        <w:spacing w:before="0" w:beforeAutospacing="1" w:after="0" w:afterAutospacing="1"/>
+        <w:ind w:left="1440" w:hanging="360"/>
+        <w:textAlignment w:val="baseline"/>
         <w:rPr>
           <w:rFonts w:hint="default"/>
         </w:rPr>
@@ -496,6 +928,18 @@
     </w:p>
     <w:p>
       <w:pPr>
+        <w:keepNext w:val="0"/>
+        <w:keepLines w:val="0"/>
+        <w:widowControl/>
+        <w:numPr>
+          <w:ilvl w:val="0"/>
+          <w:numId w:val="1"/>
+        </w:numPr>
+        <w:suppressLineNumbers w:val="0"/>
+        <w:bidi w:val="0"/>
+        <w:spacing w:before="0" w:beforeAutospacing="1" w:after="0" w:afterAutospacing="1"/>
+        <w:ind w:left="1440" w:hanging="360"/>
+        <w:textAlignment w:val="baseline"/>
         <w:rPr>
           <w:rFonts w:hint="default"/>
         </w:rPr>
@@ -509,6 +953,18 @@
     </w:p>
     <w:p>
       <w:pPr>
+        <w:keepNext w:val="0"/>
+        <w:keepLines w:val="0"/>
+        <w:widowControl/>
+        <w:numPr>
+          <w:ilvl w:val="0"/>
+          <w:numId w:val="1"/>
+        </w:numPr>
+        <w:suppressLineNumbers w:val="0"/>
+        <w:bidi w:val="0"/>
+        <w:spacing w:before="0" w:beforeAutospacing="1" w:after="0" w:afterAutospacing="1"/>
+        <w:ind w:left="1440" w:hanging="360"/>
+        <w:textAlignment w:val="baseline"/>
         <w:rPr>
           <w:rFonts w:hint="default"/>
         </w:rPr>
@@ -522,6 +978,18 @@
     </w:p>
     <w:p>
       <w:pPr>
+        <w:keepNext w:val="0"/>
+        <w:keepLines w:val="0"/>
+        <w:widowControl/>
+        <w:numPr>
+          <w:ilvl w:val="0"/>
+          <w:numId w:val="1"/>
+        </w:numPr>
+        <w:suppressLineNumbers w:val="0"/>
+        <w:bidi w:val="0"/>
+        <w:spacing w:before="0" w:beforeAutospacing="1" w:after="0" w:afterAutospacing="1"/>
+        <w:ind w:left="1440" w:hanging="360"/>
+        <w:textAlignment w:val="baseline"/>
         <w:rPr>
           <w:rFonts w:hint="default"/>
         </w:rPr>
@@ -535,6 +1003,18 @@
     </w:p>
     <w:p>
       <w:pPr>
+        <w:keepNext w:val="0"/>
+        <w:keepLines w:val="0"/>
+        <w:widowControl/>
+        <w:numPr>
+          <w:ilvl w:val="0"/>
+          <w:numId w:val="1"/>
+        </w:numPr>
+        <w:suppressLineNumbers w:val="0"/>
+        <w:bidi w:val="0"/>
+        <w:spacing w:before="0" w:beforeAutospacing="1" w:after="0" w:afterAutospacing="1"/>
+        <w:ind w:left="1440" w:hanging="360"/>
+        <w:textAlignment w:val="baseline"/>
         <w:rPr>
           <w:rFonts w:hint="default"/>
         </w:rPr>
@@ -548,6 +1028,18 @@
     </w:p>
     <w:p>
       <w:pPr>
+        <w:keepNext w:val="0"/>
+        <w:keepLines w:val="0"/>
+        <w:widowControl/>
+        <w:numPr>
+          <w:ilvl w:val="0"/>
+          <w:numId w:val="1"/>
+        </w:numPr>
+        <w:suppressLineNumbers w:val="0"/>
+        <w:bidi w:val="0"/>
+        <w:spacing w:before="0" w:beforeAutospacing="1" w:after="0" w:afterAutospacing="1"/>
+        <w:ind w:left="1440" w:hanging="360"/>
+        <w:textAlignment w:val="baseline"/>
         <w:rPr>
           <w:rFonts w:hint="default"/>
         </w:rPr>
@@ -561,13 +1053,37 @@
     </w:p>
     <w:p>
       <w:pPr>
-        <w:rPr>
-          <w:rFonts w:hint="default"/>
-        </w:rPr>
-      </w:pPr>
-    </w:p>
-    <w:p>
-      <w:pPr>
+        <w:keepNext w:val="0"/>
+        <w:keepLines w:val="0"/>
+        <w:widowControl/>
+        <w:numPr>
+          <w:ilvl w:val="0"/>
+          <w:numId w:val="1"/>
+        </w:numPr>
+        <w:suppressLineNumbers w:val="0"/>
+        <w:bidi w:val="0"/>
+        <w:spacing w:before="0" w:beforeAutospacing="1" w:after="0" w:afterAutospacing="1"/>
+        <w:ind w:left="1440" w:hanging="360"/>
+        <w:textAlignment w:val="baseline"/>
+        <w:rPr>
+          <w:rFonts w:hint="default"/>
+        </w:rPr>
+      </w:pPr>
+    </w:p>
+    <w:p>
+      <w:pPr>
+        <w:keepNext w:val="0"/>
+        <w:keepLines w:val="0"/>
+        <w:widowControl/>
+        <w:numPr>
+          <w:ilvl w:val="0"/>
+          <w:numId w:val="1"/>
+        </w:numPr>
+        <w:suppressLineNumbers w:val="0"/>
+        <w:bidi w:val="0"/>
+        <w:spacing w:before="0" w:beforeAutospacing="1" w:after="0" w:afterAutospacing="1"/>
+        <w:ind w:left="1440" w:hanging="360"/>
+        <w:textAlignment w:val="baseline"/>
         <w:rPr>
           <w:rFonts w:hint="default"/>
         </w:rPr>
@@ -581,6 +1097,18 @@
     </w:p>
     <w:p>
       <w:pPr>
+        <w:keepNext w:val="0"/>
+        <w:keepLines w:val="0"/>
+        <w:widowControl/>
+        <w:numPr>
+          <w:ilvl w:val="0"/>
+          <w:numId w:val="1"/>
+        </w:numPr>
+        <w:suppressLineNumbers w:val="0"/>
+        <w:bidi w:val="0"/>
+        <w:spacing w:before="0" w:beforeAutospacing="1" w:after="0" w:afterAutospacing="1"/>
+        <w:ind w:left="1440" w:hanging="360"/>
+        <w:textAlignment w:val="baseline"/>
         <w:rPr>
           <w:rFonts w:hint="default"/>
         </w:rPr>
@@ -594,6 +1122,18 @@
     </w:p>
     <w:p>
       <w:pPr>
+        <w:keepNext w:val="0"/>
+        <w:keepLines w:val="0"/>
+        <w:widowControl/>
+        <w:numPr>
+          <w:ilvl w:val="0"/>
+          <w:numId w:val="1"/>
+        </w:numPr>
+        <w:suppressLineNumbers w:val="0"/>
+        <w:bidi w:val="0"/>
+        <w:spacing w:before="0" w:beforeAutospacing="1" w:after="0" w:afterAutospacing="1"/>
+        <w:ind w:left="1440" w:hanging="360"/>
+        <w:textAlignment w:val="baseline"/>
         <w:rPr>
           <w:rFonts w:hint="default"/>
         </w:rPr>
@@ -607,6 +1147,18 @@
     </w:p>
     <w:p>
       <w:pPr>
+        <w:keepNext w:val="0"/>
+        <w:keepLines w:val="0"/>
+        <w:widowControl/>
+        <w:numPr>
+          <w:ilvl w:val="0"/>
+          <w:numId w:val="1"/>
+        </w:numPr>
+        <w:suppressLineNumbers w:val="0"/>
+        <w:bidi w:val="0"/>
+        <w:spacing w:before="0" w:beforeAutospacing="1" w:after="0" w:afterAutospacing="1"/>
+        <w:ind w:left="1440" w:hanging="360"/>
+        <w:textAlignment w:val="baseline"/>
         <w:rPr>
           <w:rFonts w:hint="default"/>
         </w:rPr>
@@ -620,6 +1172,18 @@
     </w:p>
     <w:p>
       <w:pPr>
+        <w:keepNext w:val="0"/>
+        <w:keepLines w:val="0"/>
+        <w:widowControl/>
+        <w:numPr>
+          <w:ilvl w:val="0"/>
+          <w:numId w:val="1"/>
+        </w:numPr>
+        <w:suppressLineNumbers w:val="0"/>
+        <w:bidi w:val="0"/>
+        <w:spacing w:before="0" w:beforeAutospacing="1" w:after="0" w:afterAutospacing="1"/>
+        <w:ind w:left="1440" w:hanging="360"/>
+        <w:textAlignment w:val="baseline"/>
         <w:rPr>
           <w:rFonts w:hint="default"/>
         </w:rPr>
@@ -633,13 +1197,37 @@
     </w:p>
     <w:p>
       <w:pPr>
-        <w:rPr>
-          <w:rFonts w:hint="default"/>
-        </w:rPr>
-      </w:pPr>
-    </w:p>
-    <w:p>
-      <w:pPr>
+        <w:keepNext w:val="0"/>
+        <w:keepLines w:val="0"/>
+        <w:widowControl/>
+        <w:numPr>
+          <w:ilvl w:val="0"/>
+          <w:numId w:val="1"/>
+        </w:numPr>
+        <w:suppressLineNumbers w:val="0"/>
+        <w:bidi w:val="0"/>
+        <w:spacing w:before="0" w:beforeAutospacing="1" w:after="0" w:afterAutospacing="1"/>
+        <w:ind w:left="1440" w:hanging="360"/>
+        <w:textAlignment w:val="baseline"/>
+        <w:rPr>
+          <w:rFonts w:hint="default"/>
+        </w:rPr>
+      </w:pPr>
+    </w:p>
+    <w:p>
+      <w:pPr>
+        <w:keepNext w:val="0"/>
+        <w:keepLines w:val="0"/>
+        <w:widowControl/>
+        <w:numPr>
+          <w:ilvl w:val="0"/>
+          <w:numId w:val="1"/>
+        </w:numPr>
+        <w:suppressLineNumbers w:val="0"/>
+        <w:bidi w:val="0"/>
+        <w:spacing w:before="0" w:beforeAutospacing="1" w:after="0" w:afterAutospacing="1"/>
+        <w:ind w:left="1440" w:hanging="360"/>
+        <w:textAlignment w:val="baseline"/>
         <w:rPr>
           <w:rFonts w:hint="default"/>
         </w:rPr>
@@ -653,6 +1241,18 @@
     </w:p>
     <w:p>
       <w:pPr>
+        <w:keepNext w:val="0"/>
+        <w:keepLines w:val="0"/>
+        <w:widowControl/>
+        <w:numPr>
+          <w:ilvl w:val="0"/>
+          <w:numId w:val="1"/>
+        </w:numPr>
+        <w:suppressLineNumbers w:val="0"/>
+        <w:bidi w:val="0"/>
+        <w:spacing w:before="0" w:beforeAutospacing="1" w:after="0" w:afterAutospacing="1"/>
+        <w:ind w:left="1440" w:hanging="360"/>
+        <w:textAlignment w:val="baseline"/>
         <w:rPr>
           <w:rFonts w:hint="default"/>
         </w:rPr>
@@ -666,6 +1266,18 @@
     </w:p>
     <w:p>
       <w:pPr>
+        <w:keepNext w:val="0"/>
+        <w:keepLines w:val="0"/>
+        <w:widowControl/>
+        <w:numPr>
+          <w:ilvl w:val="0"/>
+          <w:numId w:val="1"/>
+        </w:numPr>
+        <w:suppressLineNumbers w:val="0"/>
+        <w:bidi w:val="0"/>
+        <w:spacing w:before="0" w:beforeAutospacing="1" w:after="0" w:afterAutospacing="1"/>
+        <w:ind w:left="1440" w:hanging="360"/>
+        <w:textAlignment w:val="baseline"/>
         <w:rPr>
           <w:rFonts w:hint="default"/>
         </w:rPr>
@@ -679,6 +1291,18 @@
     </w:p>
     <w:p>
       <w:pPr>
+        <w:keepNext w:val="0"/>
+        <w:keepLines w:val="0"/>
+        <w:widowControl/>
+        <w:numPr>
+          <w:ilvl w:val="0"/>
+          <w:numId w:val="1"/>
+        </w:numPr>
+        <w:suppressLineNumbers w:val="0"/>
+        <w:bidi w:val="0"/>
+        <w:spacing w:before="0" w:beforeAutospacing="1" w:after="0" w:afterAutospacing="1"/>
+        <w:ind w:left="1440" w:hanging="360"/>
+        <w:textAlignment w:val="baseline"/>
         <w:rPr>
           <w:rFonts w:hint="default"/>
         </w:rPr>
@@ -692,6 +1316,18 @@
     </w:p>
     <w:p>
       <w:pPr>
+        <w:keepNext w:val="0"/>
+        <w:keepLines w:val="0"/>
+        <w:widowControl/>
+        <w:numPr>
+          <w:ilvl w:val="0"/>
+          <w:numId w:val="1"/>
+        </w:numPr>
+        <w:suppressLineNumbers w:val="0"/>
+        <w:bidi w:val="0"/>
+        <w:spacing w:before="0" w:beforeAutospacing="1" w:after="0" w:afterAutospacing="1"/>
+        <w:ind w:left="1440" w:hanging="360"/>
+        <w:textAlignment w:val="baseline"/>
         <w:rPr>
           <w:rFonts w:hint="default"/>
         </w:rPr>
@@ -705,6 +1341,18 @@
     </w:p>
     <w:p>
       <w:pPr>
+        <w:keepNext w:val="0"/>
+        <w:keepLines w:val="0"/>
+        <w:widowControl/>
+        <w:numPr>
+          <w:ilvl w:val="0"/>
+          <w:numId w:val="1"/>
+        </w:numPr>
+        <w:suppressLineNumbers w:val="0"/>
+        <w:bidi w:val="0"/>
+        <w:spacing w:before="0" w:beforeAutospacing="1" w:after="0" w:afterAutospacing="1"/>
+        <w:ind w:left="1440" w:hanging="360"/>
+        <w:textAlignment w:val="baseline"/>
         <w:rPr>
           <w:rFonts w:hint="default"/>
         </w:rPr>
@@ -718,13 +1366,37 @@
     </w:p>
     <w:p>
       <w:pPr>
-        <w:rPr>
-          <w:rFonts w:hint="default"/>
-        </w:rPr>
-      </w:pPr>
-    </w:p>
-    <w:p>
-      <w:pPr>
+        <w:keepNext w:val="0"/>
+        <w:keepLines w:val="0"/>
+        <w:widowControl/>
+        <w:numPr>
+          <w:ilvl w:val="0"/>
+          <w:numId w:val="1"/>
+        </w:numPr>
+        <w:suppressLineNumbers w:val="0"/>
+        <w:bidi w:val="0"/>
+        <w:spacing w:before="0" w:beforeAutospacing="1" w:after="0" w:afterAutospacing="1"/>
+        <w:ind w:left="1440" w:hanging="360"/>
+        <w:textAlignment w:val="baseline"/>
+        <w:rPr>
+          <w:rFonts w:hint="default"/>
+        </w:rPr>
+      </w:pPr>
+    </w:p>
+    <w:p>
+      <w:pPr>
+        <w:keepNext w:val="0"/>
+        <w:keepLines w:val="0"/>
+        <w:widowControl/>
+        <w:numPr>
+          <w:ilvl w:val="0"/>
+          <w:numId w:val="1"/>
+        </w:numPr>
+        <w:suppressLineNumbers w:val="0"/>
+        <w:bidi w:val="0"/>
+        <w:spacing w:before="0" w:beforeAutospacing="1" w:after="0" w:afterAutospacing="1"/>
+        <w:ind w:left="1440" w:hanging="360"/>
+        <w:textAlignment w:val="baseline"/>
         <w:rPr>
           <w:rFonts w:hint="default"/>
         </w:rPr>
@@ -738,750 +1410,228 @@
     </w:p>
     <w:p>
       <w:pPr>
-        <w:rPr>
-          <w:rFonts w:hint="default"/>
-        </w:rPr>
-      </w:pPr>
-      <w:r>
-        <w:rPr>
-          <w:rFonts w:hint="default"/>
-        </w:rPr>
-        <w:t xml:space="preserve">UPDATE  </w:t>
-      </w:r>
-    </w:p>
-    <w:p>
-      <w:pPr>
-        <w:rPr>
-          <w:rFonts w:hint="default"/>
-        </w:rPr>
-      </w:pPr>
-      <w:r>
-        <w:rPr>
-          <w:rFonts w:hint="default"/>
-        </w:rPr>
-        <w:t xml:space="preserve">UPDATE account_type  </w:t>
-      </w:r>
-    </w:p>
-    <w:p>
-      <w:pPr>
-        <w:rPr>
-          <w:rFonts w:hint="default"/>
-        </w:rPr>
-      </w:pPr>
-      <w:r>
-        <w:rPr>
-          <w:rFonts w:hint="default"/>
-        </w:rPr>
-        <w:t>CREATE DATABASE review;</w:t>
-      </w:r>
-    </w:p>
-    <w:p>
-      <w:pPr>
-        <w:rPr>
-          <w:rFonts w:hint="default"/>
-        </w:rPr>
-      </w:pPr>
-      <w:r>
-        <w:rPr>
-          <w:rFonts w:hint="default"/>
-        </w:rPr>
-        <w:t>USE review;</w:t>
-      </w:r>
-    </w:p>
-    <w:p>
-      <w:pPr>
-        <w:rPr>
-          <w:rFonts w:hint="default"/>
-        </w:rPr>
-      </w:pPr>
-      <w:r>
-        <w:rPr>
-          <w:rFonts w:hint="default"/>
-        </w:rPr>
-        <w:t>CREATE TABLE Users(</w:t>
-      </w:r>
-    </w:p>
-    <w:p>
-      <w:pPr>
-        <w:rPr>
-          <w:rFonts w:hint="default"/>
-        </w:rPr>
-      </w:pPr>
-      <w:r>
-        <w:rPr>
-          <w:rFonts w:hint="default"/>
-        </w:rPr>
-        <w:tab/>
-      </w:r>
-      <w:r>
-        <w:rPr>
-          <w:rFonts w:hint="default"/>
-        </w:rPr>
-        <w:t>user_id VARCHAR(5) PRIMARY KEY,</w:t>
-      </w:r>
-    </w:p>
-    <w:p>
-      <w:pPr>
-        <w:rPr>
-          <w:rFonts w:hint="default"/>
-        </w:rPr>
-      </w:pPr>
-      <w:r>
-        <w:rPr>
-          <w:rFonts w:hint="default"/>
-        </w:rPr>
-        <w:t xml:space="preserve">    full_name VARCHAR(100) NOT NULL,</w:t>
-      </w:r>
-    </w:p>
-    <w:p>
-      <w:pPr>
-        <w:rPr>
-          <w:rFonts w:hint="default"/>
-        </w:rPr>
-      </w:pPr>
-      <w:r>
-        <w:rPr>
-          <w:rFonts w:hint="default"/>
-        </w:rPr>
-        <w:t xml:space="preserve">    email VARCHAR(100) UNIQUE NOT NULL,</w:t>
-      </w:r>
-    </w:p>
-    <w:p>
-      <w:pPr>
-        <w:rPr>
-          <w:rFonts w:hint="default"/>
-        </w:rPr>
-      </w:pPr>
-      <w:r>
-        <w:rPr>
-          <w:rFonts w:hint="default"/>
-        </w:rPr>
-        <w:t xml:space="preserve">    phone VARCHAR(15) NOT NULL,</w:t>
-      </w:r>
-    </w:p>
-    <w:p>
-      <w:pPr>
-        <w:rPr>
-          <w:rFonts w:hint="default"/>
-        </w:rPr>
-      </w:pPr>
-      <w:r>
-        <w:rPr>
-          <w:rFonts w:hint="default"/>
-        </w:rPr>
-        <w:t xml:space="preserve">    account_type ENUM("Standard","Premium","VIP") NOT NULL,</w:t>
-      </w:r>
-    </w:p>
-    <w:p>
-      <w:pPr>
-        <w:rPr>
-          <w:rFonts w:hint="default"/>
-        </w:rPr>
-      </w:pPr>
-      <w:r>
-        <w:rPr>
-          <w:rFonts w:hint="default"/>
-        </w:rPr>
-        <w:t xml:space="preserve">    budget_cap DATE NOT NULL</w:t>
-      </w:r>
-    </w:p>
-    <w:p>
-      <w:pPr>
-        <w:rPr>
-          <w:rFonts w:hint="default"/>
-        </w:rPr>
-      </w:pPr>
-      <w:r>
-        <w:rPr>
-          <w:rFonts w:hint="default"/>
-        </w:rPr>
-        <w:t>);</w:t>
-      </w:r>
-    </w:p>
-    <w:p>
-      <w:pPr>
-        <w:rPr>
-          <w:rFonts w:hint="default"/>
-        </w:rPr>
-      </w:pPr>
-      <w:r>
-        <w:rPr>
-          <w:rFonts w:hint="default"/>
-        </w:rPr>
-        <w:t>CREATE TABLE  Auction_Items(</w:t>
-      </w:r>
-    </w:p>
-    <w:p>
-      <w:pPr>
-        <w:rPr>
-          <w:rFonts w:hint="default"/>
-        </w:rPr>
-      </w:pPr>
-      <w:r>
-        <w:rPr>
-          <w:rFonts w:hint="default"/>
-        </w:rPr>
-        <w:tab/>
-      </w:r>
-      <w:r>
-        <w:rPr>
-          <w:rFonts w:hint="default"/>
-        </w:rPr>
-        <w:t>item_id VARCHAR(5) PRIMARY KEY,</w:t>
-      </w:r>
-    </w:p>
-    <w:p>
-      <w:pPr>
-        <w:rPr>
-          <w:rFonts w:hint="default"/>
-        </w:rPr>
-      </w:pPr>
-      <w:r>
-        <w:rPr>
-          <w:rFonts w:hint="default"/>
-        </w:rPr>
-        <w:t xml:space="preserve">    item_name VARCHAR(100) UNIQUE NOT NULL,</w:t>
-      </w:r>
-    </w:p>
-    <w:p>
-      <w:pPr>
-        <w:rPr>
-          <w:rFonts w:hint="default"/>
-        </w:rPr>
-      </w:pPr>
-      <w:r>
-        <w:rPr>
-          <w:rFonts w:hint="default"/>
-        </w:rPr>
-        <w:t xml:space="preserve">    category VARCHAR(50) NOT NULL,</w:t>
-      </w:r>
-    </w:p>
-    <w:p>
-      <w:pPr>
-        <w:rPr>
-          <w:rFonts w:hint="default"/>
-        </w:rPr>
-      </w:pPr>
-      <w:r>
-        <w:rPr>
-          <w:rFonts w:hint="default"/>
-        </w:rPr>
-        <w:t xml:space="preserve">    start_price DECIMAL(15,2) NOT NULL,</w:t>
-      </w:r>
-    </w:p>
-    <w:p>
-      <w:pPr>
-        <w:rPr>
-          <w:rFonts w:hint="default"/>
-        </w:rPr>
-      </w:pPr>
-      <w:r>
-        <w:rPr>
-          <w:rFonts w:hint="default"/>
-        </w:rPr>
-        <w:t xml:space="preserve">    end_time DATETIME NOT NULL,</w:t>
-      </w:r>
-    </w:p>
-    <w:p>
-      <w:pPr>
-        <w:rPr>
-          <w:rFonts w:hint="default"/>
-        </w:rPr>
-      </w:pPr>
-      <w:r>
-        <w:rPr>
-          <w:rFonts w:hint="default"/>
-        </w:rPr>
-        <w:t xml:space="preserve">    status ENUM('Active', 'Closed', 'Canceled')</w:t>
-      </w:r>
-    </w:p>
-    <w:p>
-      <w:pPr>
-        <w:rPr>
-          <w:rFonts w:hint="default"/>
-        </w:rPr>
-      </w:pPr>
-      <w:r>
-        <w:rPr>
-          <w:rFonts w:hint="default"/>
-        </w:rPr>
-        <w:t>);</w:t>
-      </w:r>
-    </w:p>
-    <w:p>
-      <w:pPr>
-        <w:rPr>
-          <w:rFonts w:hint="default"/>
-        </w:rPr>
-      </w:pPr>
-      <w:r>
-        <w:rPr>
-          <w:rFonts w:hint="default"/>
-        </w:rPr>
-        <w:t>CREATE TABLE Bids(</w:t>
-      </w:r>
-    </w:p>
-    <w:p>
-      <w:pPr>
-        <w:rPr>
-          <w:rFonts w:hint="default"/>
-        </w:rPr>
-      </w:pPr>
-      <w:r>
-        <w:rPr>
-          <w:rFonts w:hint="default"/>
-        </w:rPr>
-        <w:tab/>
-      </w:r>
-      <w:r>
-        <w:rPr>
-          <w:rFonts w:hint="default"/>
-        </w:rPr>
-        <w:t>bid_id INT PRIMARY KEY NOT NULL,</w:t>
-      </w:r>
-    </w:p>
-    <w:p>
-      <w:pPr>
-        <w:rPr>
-          <w:rFonts w:hint="default"/>
-        </w:rPr>
-      </w:pPr>
-      <w:r>
-        <w:rPr>
-          <w:rFonts w:hint="default"/>
-        </w:rPr>
-        <w:t xml:space="preserve">    item_id VARCHAR(5),</w:t>
-      </w:r>
-    </w:p>
-    <w:p>
-      <w:pPr>
-        <w:rPr>
-          <w:rFonts w:hint="default"/>
-        </w:rPr>
-      </w:pPr>
-      <w:r>
-        <w:rPr>
-          <w:rFonts w:hint="default"/>
-        </w:rPr>
-        <w:t xml:space="preserve">    FOREIGN KEY (item_id) REFERENCES Auction_Items(item_id),</w:t>
-      </w:r>
-    </w:p>
-    <w:p>
-      <w:pPr>
-        <w:rPr>
-          <w:rFonts w:hint="default"/>
-        </w:rPr>
-      </w:pPr>
-      <w:r>
-        <w:rPr>
-          <w:rFonts w:hint="default"/>
-        </w:rPr>
-        <w:t xml:space="preserve">    user_id VARCHAR(5),</w:t>
-      </w:r>
-    </w:p>
-    <w:p>
-      <w:pPr>
-        <w:rPr>
-          <w:rFonts w:hint="default"/>
-        </w:rPr>
-      </w:pPr>
-      <w:r>
-        <w:rPr>
-          <w:rFonts w:hint="default"/>
-        </w:rPr>
-        <w:t xml:space="preserve">    FOREIGN KEY (user_id) REFERENCES Users(user_id),</w:t>
-      </w:r>
-    </w:p>
-    <w:p>
-      <w:pPr>
-        <w:rPr>
-          <w:rFonts w:hint="default"/>
-        </w:rPr>
-      </w:pPr>
-      <w:r>
-        <w:rPr>
-          <w:rFonts w:hint="default"/>
-        </w:rPr>
-        <w:t xml:space="preserve">    bid_amount DECIMAL(15,2) NOT NULL,</w:t>
-      </w:r>
-    </w:p>
-    <w:p>
-      <w:pPr>
-        <w:rPr>
-          <w:rFonts w:hint="default"/>
-        </w:rPr>
-      </w:pPr>
-      <w:r>
-        <w:rPr>
-          <w:rFonts w:hint="default"/>
-        </w:rPr>
-        <w:t xml:space="preserve">    bid_time DATETIME NOT NULL</w:t>
-      </w:r>
-    </w:p>
-    <w:p>
-      <w:pPr>
-        <w:rPr>
-          <w:rFonts w:hint="default"/>
-        </w:rPr>
-      </w:pPr>
-      <w:r>
-        <w:rPr>
-          <w:rFonts w:hint="default"/>
-        </w:rPr>
-        <w:t>);</w:t>
-      </w:r>
-    </w:p>
-    <w:p>
-      <w:pPr>
-        <w:rPr>
-          <w:rFonts w:hint="default"/>
-        </w:rPr>
-      </w:pPr>
-      <w:r>
-        <w:rPr>
-          <w:rFonts w:hint="default"/>
-        </w:rPr>
-        <w:t>CREATE TABLE Winners(</w:t>
-      </w:r>
-    </w:p>
-    <w:p>
-      <w:pPr>
-        <w:rPr>
-          <w:rFonts w:hint="default"/>
-        </w:rPr>
-      </w:pPr>
-      <w:r>
-        <w:rPr>
-          <w:rFonts w:hint="default"/>
-        </w:rPr>
-        <w:tab/>
-      </w:r>
-      <w:r>
-        <w:rPr>
-          <w:rFonts w:hint="default"/>
-        </w:rPr>
-        <w:t>winner_id INT PRIMARY KEY AUTO_INCREMENT,</w:t>
-      </w:r>
-    </w:p>
-    <w:p>
-      <w:pPr>
-        <w:rPr>
-          <w:rFonts w:hint="default"/>
-        </w:rPr>
-      </w:pPr>
-      <w:r>
-        <w:rPr>
-          <w:rFonts w:hint="default"/>
-        </w:rPr>
-        <w:t xml:space="preserve">    item_id VARCHAR(5),</w:t>
-      </w:r>
-    </w:p>
-    <w:p>
-      <w:pPr>
-        <w:rPr>
-          <w:rFonts w:hint="default"/>
-        </w:rPr>
-      </w:pPr>
-      <w:r>
-        <w:rPr>
-          <w:rFonts w:hint="default"/>
-        </w:rPr>
-        <w:t xml:space="preserve">    FOREIGN KEY (item_id) REFERENCES Auction_Items(item_id),</w:t>
-      </w:r>
-    </w:p>
-    <w:p>
-      <w:pPr>
-        <w:rPr>
-          <w:rFonts w:hint="default"/>
-        </w:rPr>
-      </w:pPr>
-      <w:r>
-        <w:rPr>
-          <w:rFonts w:hint="default"/>
-        </w:rPr>
-        <w:t xml:space="preserve">    user_id VARCHAR(5),</w:t>
-      </w:r>
-    </w:p>
-    <w:p>
-      <w:pPr>
-        <w:rPr>
-          <w:rFonts w:hint="default"/>
-        </w:rPr>
-      </w:pPr>
-      <w:r>
-        <w:rPr>
-          <w:rFonts w:hint="default"/>
-        </w:rPr>
-        <w:t xml:space="preserve">    FOREIGN KEY (user_id) REFERENCES Users(user_id),</w:t>
-      </w:r>
-    </w:p>
-    <w:p>
-      <w:pPr>
-        <w:rPr>
-          <w:rFonts w:hint="default"/>
-        </w:rPr>
-      </w:pPr>
-      <w:r>
-        <w:rPr>
-          <w:rFonts w:hint="default"/>
-        </w:rPr>
-        <w:t xml:space="preserve">    final_price DECIMAL(15,2) NOT NULL,</w:t>
-      </w:r>
-    </w:p>
-    <w:p>
-      <w:pPr>
-        <w:rPr>
-          <w:rFonts w:hint="default"/>
-        </w:rPr>
-      </w:pPr>
-      <w:r>
-        <w:rPr>
-          <w:rFonts w:hint="default"/>
-        </w:rPr>
-        <w:t xml:space="preserve">    win_date  DATE NOT NULL</w:t>
-      </w:r>
-    </w:p>
-    <w:p>
-      <w:pPr>
-        <w:rPr>
-          <w:rFonts w:hint="default"/>
-        </w:rPr>
-      </w:pPr>
-      <w:r>
-        <w:rPr>
-          <w:rFonts w:hint="default"/>
-        </w:rPr>
-        <w:t>);</w:t>
-      </w:r>
-    </w:p>
-    <w:p>
-      <w:pPr>
-        <w:rPr>
-          <w:rFonts w:hint="default"/>
-        </w:rPr>
-      </w:pPr>
-      <w:r>
-        <w:rPr>
-          <w:rFonts w:hint="default"/>
-        </w:rPr>
-        <w:t>INSERT INTO Users(user_id,full_name,email,phone,account_type,budget_cap) VALUES</w:t>
-      </w:r>
-    </w:p>
-    <w:p>
-      <w:pPr>
-        <w:rPr>
-          <w:rFonts w:hint="default"/>
-        </w:rPr>
-      </w:pPr>
-      <w:r>
-        <w:rPr>
-          <w:rFonts w:hint="default"/>
-        </w:rPr>
-        <w:t>('U01', 'Nguyễn Anh Quân', 'quan.na@gmail.com', 0912345678, 'Premium', 2025-01-10),</w:t>
-      </w:r>
-    </w:p>
-    <w:p>
-      <w:pPr>
-        <w:rPr>
-          <w:rFonts w:hint="default"/>
-        </w:rPr>
-      </w:pPr>
-      <w:r>
-        <w:rPr>
-          <w:rFonts w:hint="default"/>
-        </w:rPr>
-        <w:t>('U02', 'Trần Minh Tú', 'tu.tm@gmail.com', 0987654321, 'Standard', 2025-02-15),</w:t>
-      </w:r>
-    </w:p>
-    <w:p>
-      <w:pPr>
-        <w:rPr>
-          <w:rFonts w:hint="default"/>
-        </w:rPr>
-      </w:pPr>
-      <w:r>
-        <w:rPr>
-          <w:rFonts w:hint="default"/>
-        </w:rPr>
-        <w:t>('U03', 'Lê Thu Thủy', 'thuy.lt@gmail.com', 0978123456, 'Premium', 2025-03-20),</w:t>
-      </w:r>
-    </w:p>
-    <w:p>
-      <w:pPr>
-        <w:rPr>
-          <w:rFonts w:hint="default"/>
-        </w:rPr>
-      </w:pPr>
-      <w:r>
-        <w:rPr>
-          <w:rFonts w:hint="default"/>
-        </w:rPr>
-        <w:t>('U04', 'Phạm Gia Bảo', 'bao.pg@gmail.com', 0909876543, 'Standard', 2025-04-12);</w:t>
-      </w:r>
-    </w:p>
-    <w:p>
-      <w:pPr>
-        <w:rPr>
-          <w:rFonts w:hint="default"/>
-        </w:rPr>
-      </w:pPr>
-    </w:p>
-    <w:p>
-      <w:pPr>
-        <w:rPr>
-          <w:rFonts w:hint="default"/>
-        </w:rPr>
-      </w:pPr>
-      <w:r>
-        <w:rPr>
-          <w:rFonts w:hint="default"/>
-        </w:rPr>
-        <w:t>INSERT INTO Auction_Items VALUES</w:t>
-      </w:r>
-    </w:p>
-    <w:p>
-      <w:pPr>
-        <w:rPr>
-          <w:rFonts w:hint="default"/>
-        </w:rPr>
-      </w:pPr>
-      <w:r>
-        <w:rPr>
-          <w:rFonts w:hint="default"/>
-        </w:rPr>
-        <w:t>('I01', 'Rolex Datejust 1970', 'Jewelry', 50000000, '2025-11-20 20:00:00', 'Active'),</w:t>
-      </w:r>
-    </w:p>
-    <w:p>
-      <w:pPr>
-        <w:rPr>
-          <w:rFonts w:hint="default"/>
-        </w:rPr>
-      </w:pPr>
-      <w:r>
-        <w:rPr>
-          <w:rFonts w:hint="default"/>
-        </w:rPr>
-        <w:t>('I02', 'Tranh sơn dầu Phố Cổ', 'Art', 15000000, '2025-11-21 18:00:00', 'Active'),</w:t>
-      </w:r>
-    </w:p>
-    <w:p>
-      <w:pPr>
-        <w:rPr>
-          <w:rFonts w:hint="default"/>
-        </w:rPr>
-      </w:pPr>
-      <w:r>
-        <w:rPr>
-          <w:rFonts w:hint="default"/>
-        </w:rPr>
-        <w:t>('I03', 'Macbook Pro M3 Max', 'Tech', 35000000, '2025-11-15 10:00:00', 'Closed'),</w:t>
-      </w:r>
-    </w:p>
-    <w:p>
-      <w:pPr>
-        <w:rPr>
-          <w:rFonts w:hint="default"/>
-        </w:rPr>
-      </w:pPr>
-      <w:r>
-        <w:rPr>
-          <w:rFonts w:hint="default"/>
-        </w:rPr>
-        <w:t>('I04', 'Rượu vang đỏ 1990', 'Collectible', 10000000, '2025-12-05 21:00:00', 'Active');</w:t>
-      </w:r>
-    </w:p>
-    <w:p>
-      <w:pPr>
-        <w:rPr>
-          <w:rFonts w:hint="default"/>
-        </w:rPr>
-      </w:pPr>
-    </w:p>
-    <w:p>
-      <w:pPr>
-        <w:rPr>
-          <w:rFonts w:hint="default"/>
-        </w:rPr>
-      </w:pPr>
-      <w:r>
-        <w:rPr>
-          <w:rFonts w:hint="default"/>
-        </w:rPr>
-        <w:t>INSERT INTO Bids VALUES</w:t>
-      </w:r>
-    </w:p>
-    <w:p>
-      <w:pPr>
-        <w:rPr>
-          <w:rFonts w:hint="default"/>
-        </w:rPr>
-      </w:pPr>
-      <w:r>
-        <w:rPr>
-          <w:rFonts w:hint="default"/>
-        </w:rPr>
-        <w:t>('I01', 'U01', 55000000, '2025-11-10 09:00:00'),</w:t>
-      </w:r>
-    </w:p>
-    <w:p>
-      <w:pPr>
-        <w:rPr>
-          <w:rFonts w:hint="default"/>
-        </w:rPr>
-      </w:pPr>
-      <w:r>
-        <w:rPr>
-          <w:rFonts w:hint="default"/>
-        </w:rPr>
-        <w:t>('I02', 'U02', 16000000, '2025-11-10 10:30:00'),</w:t>
-      </w:r>
-    </w:p>
-    <w:p>
-      <w:pPr>
-        <w:rPr>
-          <w:rFonts w:hint="default"/>
-        </w:rPr>
-      </w:pPr>
-      <w:r>
-        <w:rPr>
-          <w:rFonts w:hint="default"/>
-        </w:rPr>
-        <w:t>('I01', 'U03', 60000000, '2025-11-11 14:00:00'),</w:t>
-      </w:r>
-    </w:p>
-    <w:p>
-      <w:pPr>
-        <w:rPr>
-          <w:rFonts w:hint="default"/>
-        </w:rPr>
-      </w:pPr>
-      <w:r>
-        <w:rPr>
-          <w:rFonts w:hint="default"/>
-        </w:rPr>
-        <w:t>('I03', 'U04', 36000000, '2025-11-12 08:00:00'),</w:t>
-      </w:r>
-    </w:p>
-    <w:p>
-      <w:pPr>
-        <w:rPr>
-          <w:rFonts w:hint="default"/>
-        </w:rPr>
-      </w:pPr>
-      <w:r>
-        <w:rPr>
-          <w:rFonts w:hint="default"/>
-        </w:rPr>
-        <w:t>('I02', 'U01', 17500000, '2025-11-12 15:20:00');</w:t>
-      </w:r>
-    </w:p>
-    <w:p>
-      <w:pPr>
-        <w:rPr>
-          <w:rFonts w:hint="default"/>
-        </w:rPr>
-      </w:pPr>
+        <w:keepNext w:val="0"/>
+        <w:keepLines w:val="0"/>
+        <w:widowControl/>
+        <w:numPr>
+          <w:ilvl w:val="0"/>
+          <w:numId w:val="1"/>
+        </w:numPr>
+        <w:suppressLineNumbers w:val="0"/>
+        <w:bidi w:val="0"/>
+        <w:spacing w:before="0" w:beforeAutospacing="1" w:after="0" w:afterAutospacing="1"/>
+        <w:ind w:left="1440" w:hanging="360"/>
+        <w:textAlignment w:val="baseline"/>
+        <w:rPr>
+          <w:rFonts w:hint="default"/>
+        </w:rPr>
+      </w:pPr>
+      <w:r>
+        <w:rPr>
+          <w:rFonts w:hint="default"/>
+        </w:rPr>
+        <w:t>UPDATE Auction_Items</w:t>
+      </w:r>
+    </w:p>
+    <w:p>
+      <w:pPr>
+        <w:keepNext w:val="0"/>
+        <w:keepLines w:val="0"/>
+        <w:widowControl/>
+        <w:numPr>
+          <w:ilvl w:val="0"/>
+          <w:numId w:val="1"/>
+        </w:numPr>
+        <w:suppressLineNumbers w:val="0"/>
+        <w:bidi w:val="0"/>
+        <w:spacing w:before="0" w:beforeAutospacing="1" w:after="0" w:afterAutospacing="1"/>
+        <w:ind w:left="1440" w:hanging="360"/>
+        <w:textAlignment w:val="baseline"/>
+        <w:rPr>
+          <w:rFonts w:hint="default"/>
+        </w:rPr>
+      </w:pPr>
+      <w:r>
+        <w:rPr>
+          <w:rFonts w:hint="default"/>
+        </w:rPr>
+        <w:t>SET start_price = start_price * 1.15</w:t>
+      </w:r>
+    </w:p>
+    <w:p>
+      <w:pPr>
+        <w:keepNext w:val="0"/>
+        <w:keepLines w:val="0"/>
+        <w:widowControl/>
+        <w:numPr>
+          <w:ilvl w:val="0"/>
+          <w:numId w:val="1"/>
+        </w:numPr>
+        <w:suppressLineNumbers w:val="0"/>
+        <w:bidi w:val="0"/>
+        <w:spacing w:before="0" w:beforeAutospacing="1" w:after="0" w:afterAutospacing="1"/>
+        <w:ind w:left="1440" w:hanging="360"/>
+        <w:textAlignment w:val="baseline"/>
+        <w:rPr>
+          <w:rFonts w:hint="default"/>
+        </w:rPr>
+      </w:pPr>
+      <w:r>
+        <w:rPr>
+          <w:rFonts w:hint="default"/>
+        </w:rPr>
+        <w:t>WHERE item_id = "I01";</w:t>
+      </w:r>
+    </w:p>
+    <w:p>
+      <w:pPr>
+        <w:keepNext w:val="0"/>
+        <w:keepLines w:val="0"/>
+        <w:widowControl/>
+        <w:numPr>
+          <w:ilvl w:val="0"/>
+          <w:numId w:val="1"/>
+        </w:numPr>
+        <w:suppressLineNumbers w:val="0"/>
+        <w:bidi w:val="0"/>
+        <w:spacing w:before="0" w:beforeAutospacing="1" w:after="0" w:afterAutospacing="1"/>
+        <w:ind w:left="1440" w:hanging="360"/>
+        <w:textAlignment w:val="baseline"/>
+        <w:rPr>
+          <w:rFonts w:hint="default"/>
+        </w:rPr>
+      </w:pPr>
+      <w:r>
+        <w:rPr>
+          <w:rFonts w:hint="default"/>
+        </w:rPr>
+        <w:t>-- c5</w:t>
+      </w:r>
+    </w:p>
+    <w:p>
+      <w:pPr>
+        <w:keepNext w:val="0"/>
+        <w:keepLines w:val="0"/>
+        <w:widowControl/>
+        <w:numPr>
+          <w:ilvl w:val="0"/>
+          <w:numId w:val="1"/>
+        </w:numPr>
+        <w:suppressLineNumbers w:val="0"/>
+        <w:bidi w:val="0"/>
+        <w:spacing w:before="0" w:beforeAutospacing="1" w:after="0" w:afterAutospacing="1"/>
+        <w:ind w:left="1440" w:hanging="360"/>
+        <w:textAlignment w:val="baseline"/>
+        <w:rPr>
+          <w:rFonts w:hint="default"/>
+        </w:rPr>
+      </w:pPr>
+      <w:r>
+        <w:rPr>
+          <w:rFonts w:hint="default"/>
+        </w:rPr>
+        <w:t xml:space="preserve">UPDATE Users </w:t>
+      </w:r>
+    </w:p>
+    <w:p>
+      <w:pPr>
+        <w:keepNext w:val="0"/>
+        <w:keepLines w:val="0"/>
+        <w:widowControl/>
+        <w:numPr>
+          <w:ilvl w:val="0"/>
+          <w:numId w:val="1"/>
+        </w:numPr>
+        <w:suppressLineNumbers w:val="0"/>
+        <w:bidi w:val="0"/>
+        <w:spacing w:before="0" w:beforeAutospacing="1" w:after="0" w:afterAutospacing="1"/>
+        <w:ind w:left="1440" w:hanging="360"/>
+        <w:textAlignment w:val="baseline"/>
+        <w:rPr>
+          <w:rFonts w:hint="default"/>
+        </w:rPr>
+      </w:pPr>
+      <w:r>
+        <w:rPr>
+          <w:rFonts w:hint="default"/>
+        </w:rPr>
+        <w:t>SET account_type = "VIP"</w:t>
+      </w:r>
+    </w:p>
+    <w:p>
+      <w:pPr>
+        <w:keepNext w:val="0"/>
+        <w:keepLines w:val="0"/>
+        <w:widowControl/>
+        <w:numPr>
+          <w:ilvl w:val="0"/>
+          <w:numId w:val="1"/>
+        </w:numPr>
+        <w:suppressLineNumbers w:val="0"/>
+        <w:bidi w:val="0"/>
+        <w:spacing w:before="0" w:beforeAutospacing="1" w:after="0" w:afterAutospacing="1"/>
+        <w:ind w:left="1440" w:hanging="360"/>
+        <w:textAlignment w:val="baseline"/>
+        <w:rPr>
+          <w:rFonts w:hint="default"/>
+        </w:rPr>
+      </w:pPr>
+      <w:r>
+        <w:rPr>
+          <w:rFonts w:hint="default"/>
+        </w:rPr>
+        <w:t>WHERE user_id= 'U02';</w:t>
+      </w:r>
+    </w:p>
+    <w:p>
+      <w:pPr>
+        <w:keepNext w:val="0"/>
+        <w:keepLines w:val="0"/>
+        <w:widowControl/>
+        <w:numPr>
+          <w:ilvl w:val="0"/>
+          <w:numId w:val="1"/>
+        </w:numPr>
+        <w:suppressLineNumbers w:val="0"/>
+        <w:bidi w:val="0"/>
+        <w:spacing w:before="0" w:beforeAutospacing="1" w:after="0" w:afterAutospacing="1"/>
+        <w:ind w:left="1440" w:hanging="360"/>
+        <w:textAlignment w:val="baseline"/>
+        <w:rPr>
+          <w:rFonts w:hint="default"/>
+        </w:rPr>
+      </w:pPr>
+      <w:r>
+        <w:rPr>
+          <w:rFonts w:hint="default"/>
+        </w:rPr>
+        <w:t>-- c6</w:t>
+      </w:r>
+    </w:p>
+    <w:p>
+      <w:pPr>
+        <w:keepNext w:val="0"/>
+        <w:keepLines w:val="0"/>
+        <w:widowControl/>
+        <w:numPr>
+          <w:ilvl w:val="0"/>
+          <w:numId w:val="1"/>
+        </w:numPr>
+        <w:suppressLineNumbers w:val="0"/>
+        <w:bidi w:val="0"/>
+        <w:spacing w:before="0" w:beforeAutospacing="1" w:after="0" w:afterAutospacing="1"/>
+        <w:ind w:left="1440" w:hanging="360"/>
+        <w:textAlignment w:val="baseline"/>
+        <w:rPr>
+          <w:rFonts w:hint="default"/>
+        </w:rPr>
+      </w:pPr>
+      <w:r>
+        <w:rPr>
+          <w:rFonts w:hint="default"/>
+        </w:rPr>
+        <w:t>DELETE FROM Bids</w:t>
+      </w:r>
     </w:p>
     <w:p>
       <w:pPr>
@@ -1511,7 +1661,7 @@
         <w:rPr>
           <w:rFonts w:hint="default"/>
         </w:rPr>
-        <w:t>-</w:t>
+        <w:t>WHERE   bid_amount &lt; 15000000;-</w:t>
       </w:r>
     </w:p>
     <w:p>
@@ -3252,64 +3402,11 @@
     </w:p>
     <w:p>
       <w:pPr>
-        <w:keepNext w:val="0"/>
-        <w:keepLines w:val="0"/>
-        <w:widowControl/>
-        <w:numPr>
-          <w:ilvl w:val="0"/>
-          <w:numId w:val="3"/>
-        </w:numPr>
-        <w:suppressLineNumbers w:val="0"/>
-        <w:bidi w:val="0"/>
-        <w:spacing w:before="0" w:beforeAutospacing="1" w:after="0" w:afterAutospacing="1"/>
-        <w:ind w:left="1440" w:hanging="360"/>
-        <w:textAlignment w:val="baseline"/>
-        <w:rPr>
-          <w:rFonts w:hint="default" w:ascii="sans-serif" w:hAnsi="sans-serif" w:eastAsia="sans-serif" w:cs="sans-serif"/>
-          <w:i w:val="0"/>
-          <w:iCs w:val="0"/>
-          <w:color w:val="000000"/>
-          <w:sz w:val="24"/>
-          <w:szCs w:val="24"/>
-          <w:u w:val="none"/>
-        </w:rPr>
-      </w:pPr>
-    </w:p>
-    <w:p>
-      <w:pPr>
         <w:rPr>
           <w:rFonts w:hint="default"/>
           <w:lang w:val="en-US"/>
         </w:rPr>
       </w:pPr>
-      <w:r>
-        <w:rPr>
-          <w:rFonts w:hint="default" w:ascii="sans-serif" w:hAnsi="sans-serif" w:eastAsia="sans-serif" w:cs="sans-serif"/>
-          <w:b/>
-          <w:bCs/>
-          <w:i w:val="0"/>
-          <w:iCs w:val="0"/>
-          <w:color w:val="000000"/>
-          <w:sz w:val="24"/>
-          <w:szCs w:val="24"/>
-          <w:u w:val="none"/>
-          <w:vertAlign w:val="baseline"/>
-        </w:rPr>
-        <w:t>Bonus điểm:</w:t>
-      </w:r>
-      <w:r>
-        <w:rPr>
-          <w:rFonts w:hint="default" w:ascii="sans-serif" w:hAnsi="sans-serif" w:eastAsia="sans-serif" w:cs="sans-serif"/>
-          <w:i w:val="0"/>
-          <w:iCs w:val="0"/>
-          <w:color w:val="000000"/>
-          <w:sz w:val="24"/>
-          <w:szCs w:val="24"/>
-          <w:u w:val="none"/>
-          <w:vertAlign w:val="baseline"/>
-        </w:rPr>
-        <w:t xml:space="preserve"> c</w:t>
-      </w:r>
       <w:bookmarkStart w:id="0" w:name="_GoBack"/>
       <w:bookmarkEnd w:id="0"/>
       <w:r>
@@ -3318,7 +3415,6 @@
           <w:lang w:val="en-US"/>
         </w:rPr>
         <w:tab/>
-        <w:t/>
       </w:r>
       <w:r>
         <w:rPr>
@@ -3326,7 +3422,6 @@
           <w:lang w:val="en-US"/>
         </w:rPr>
         <w:tab/>
-        <w:t/>
       </w:r>
       <w:r>
         <w:rPr>
@@ -3334,7 +3429,6 @@
           <w:lang w:val="en-US"/>
         </w:rPr>
         <w:tab/>
-        <w:t/>
       </w:r>
       <w:r>
         <w:rPr>
@@ -3342,7 +3436,6 @@
           <w:lang w:val="en-US"/>
         </w:rPr>
         <w:tab/>
-        <w:t/>
       </w:r>
       <w:r>
         <w:rPr>
@@ -3350,7 +3443,6 @@
           <w:lang w:val="en-US"/>
         </w:rPr>
         <w:tab/>
-        <w:t/>
       </w:r>
       <w:r>
         <w:rPr>
@@ -3358,7 +3450,6 @@
           <w:lang w:val="en-US"/>
         </w:rPr>
         <w:tab/>
-        <w:t/>
       </w:r>
       <w:r>
         <w:rPr>
@@ -3366,7 +3457,6 @@
           <w:lang w:val="en-US"/>
         </w:rPr>
         <w:tab/>
-        <w:t/>
       </w:r>
       <w:r>
         <w:rPr>
@@ -3374,15 +3464,6 @@
           <w:lang w:val="en-US"/>
         </w:rPr>
         <w:tab/>
-        <w:t/>
-      </w:r>
-      <w:r>
-        <w:rPr>
-          <w:rFonts w:hint="default"/>
-          <w:lang w:val="en-US"/>
-        </w:rPr>
-        <w:tab/>
-        <w:t/>
       </w:r>
       <w:r>
         <w:rPr>
@@ -4168,6 +4249,7 @@
       <w:jc w:val="left"/>
     </w:pPr>
     <w:rPr>
+      <w:rFonts w:ascii="Times New Roman" w:hAnsi="Times New Roman" w:eastAsia="SimSun" w:cs="Times New Roman"/>
       <w:kern w:val="0"/>
       <w:sz w:val="24"/>
       <w:szCs w:val="24"/>
